--- a/docs/HotelHub_Unit37_API_Adapted.docx
+++ b/docs/HotelHub_Unit37_API_Adapted.docx
@@ -1695,20 +1695,8 @@
         </w:rPr>
       </w:pPr>
       <w:r>
-        <w:t>This technical report provides a production-grade analysis of the distributed API ecosystem engineered within the HotelHub platform. The primary focus centers on the components deployed across the frontend Next.js client, Express.js API gateway, Server 1 booking/authentication service, Server 2 FastAPI GraphQL catalog service, PostgreSQL databases and Redis cache. Throughout this documentation, the report examines API design philosophy, message framing mechanics, route security and performance trade-offs between stateless REST, typed GraphQL queries and real-time bidirectional Socket.io channels. It also establishes validation matrices comprising White-Box structural tests and Black-Box API interaction tests used to verify booking functionality, authorization integrity and data quality.</w:t>
-      </w:r>
-      <w:r>
-        <w:rPr>
-          <w:rStyle w:val="6"/>
-        </w:rPr>
-      </w:r>
-      <w:r/>
-      <w:r>
-        <w:rPr>
-          <w:rStyle w:val="6"/>
-        </w:rPr>
-      </w:r>
-      <w:r/>
+        <w:t>This technical report provides a production-grade analysis of the distributed API ecosystem engineered within the HotelHub platform. The primary focus centers on the components deployed across the frontend Next.js client, Express.js API gateway, Server 1 booking/authentication service, Server 2 FastAPI GraphQL catalog service, PostgreSQL databases and Redis cache. Throughout this documentation, the report examines API design philosophy, message framing mechanics, route security and performance trade-offs between stateless REST, typed GraphQL queries and real-time bidirectional Socket.io channels. It also establishes validation matrices comprising White-Box structural tests and Black-Box API interaction tests used to verify booking functionality, authorization integrity and data quality. Repository consistency was verified against the submitted source code: FastAPI appears in server2/app/main.py, GraphQL is implemented through Strawberry in server2/app/schema.py, Redis is used through ioredis in server1/src/index.js, and Socket.io is implemented on Server 1 with a matching frontend socket.io-client provider.</w:t>
+      </w:r>
     </w:p>
     <w:p>
       <w:pPr>
